--- a/submission/Supplementary/Supplementary_Materials.docx
+++ b/submission/Supplementary/Supplementary_Materials.docx
@@ -24,7 +24,7 @@
         <w:t xml:space="preserve">Manuscript</w:t>
       </w:r>
       <w:r>
-        <w:t xml:space="preserve">: Spliceosome activation defines an epigenetically hyperactive and therapeutically targetable malignant cell state in glioblastoma</w:t>
+        <w:t xml:space="preserve">: Post-transcriptional spliceosome accumulation defines a therapeutically targetable malignant cell state in glioblastoma</w:t>
       </w:r>
     </w:p>
     <w:p>
